--- a/fra/docx/63.content.docx
+++ b/fra/docx/63.content.docx
@@ -1998,18 +1998,12 @@
         </w:rPr>
         <w:t xml:space="preserve"> dans </w:t>
       </w:r>
-      <w:hyperlink r:id="rId13">
-        <w:r>
-          <w:rPr>
-            <w:lang w:val="fr_FR" w:bidi="fr_FR"/>
-          </w:rPr>
-          <w:rPr>
-            <w:color w:val="0000EE"/>
-            <w:u w:val="single"/>
-          </w:rPr>
-          <w:t>1.1</w:t>
-        </w:r>
-      </w:hyperlink>
+      <w:r>
+        <w:rPr>
+          <w:lang w:val="fr_FR" w:bidi="fr_FR"/>
+        </w:rPr>
+        <w:t>1.1</w:t>
+      </w:r>
       <w:r>
         <w:rPr>
           <w:lang w:val="fr_FR" w:bidi="fr_FR"/>
@@ -2950,18 +2944,12 @@
         </w:rPr>
         <w:t xml:space="preserve"> en </w:t>
       </w:r>
-      <w:hyperlink r:id="rId13">
-        <w:r>
-          <w:rPr>
-            <w:lang w:val="fr_FR" w:bidi="fr_FR"/>
-          </w:rPr>
-          <w:rPr>
-            <w:color w:val="0000EE"/>
-            <w:u w:val="single"/>
-          </w:rPr>
-          <w:t>1.1</w:t>
-        </w:r>
-      </w:hyperlink>
+      <w:r>
+        <w:rPr>
+          <w:lang w:val="fr_FR" w:bidi="fr_FR"/>
+        </w:rPr>
+        <w:t>1.1</w:t>
+      </w:r>
       <w:r>
         <w:rPr>
           <w:lang w:val="fr_FR" w:bidi="fr_FR"/>
@@ -3301,18 +3289,12 @@
         </w:rPr>
         <w:t xml:space="preserve">Ici, comme dans </w:t>
       </w:r>
-      <w:hyperlink r:id="rId14">
-        <w:r>
-          <w:rPr>
-            <w:lang w:val="fr_FR" w:bidi="fr_FR"/>
-          </w:rPr>
-          <w:rPr>
-            <w:color w:val="0000EE"/>
-            <w:u w:val="single"/>
-          </w:rPr>
-          <w:t>1.4</w:t>
-        </w:r>
-      </w:hyperlink>
+      <w:r>
+        <w:rPr>
+          <w:lang w:val="fr_FR" w:bidi="fr_FR"/>
+        </w:rPr>
+        <w:t>1.4</w:t>
+      </w:r>
       <w:r>
         <w:rPr>
           <w:lang w:val="fr_FR" w:bidi="fr_FR"/>
@@ -3469,18 +3451,12 @@
         </w:rPr>
         <w:t xml:space="preserve"> est au pluriel dans ce verset, car Jean s'adresse à une assemblée de croyants sans utiliser de figure de style. C'est le cas tout au long du reste de la lettre, sauf à la fin, en </w:t>
       </w:r>
-      <w:hyperlink r:id="rId15">
-        <w:r>
-          <w:rPr>
-            <w:lang w:val="fr_FR" w:bidi="fr_FR"/>
-          </w:rPr>
-          <w:rPr>
-            <w:color w:val="0000EE"/>
-            <w:u w:val="single"/>
-          </w:rPr>
-          <w:t>1.13</w:t>
-        </w:r>
-      </w:hyperlink>
+      <w:r>
+        <w:rPr>
+          <w:lang w:val="fr_FR" w:bidi="fr_FR"/>
+        </w:rPr>
+        <w:t>1.13</w:t>
+      </w:r>
       <w:r>
         <w:rPr>
           <w:lang w:val="fr_FR" w:bidi="fr_FR"/>
@@ -3709,18 +3685,12 @@
         </w:rPr>
         <w:t xml:space="preserve"> décrit la manière dont les faux enseignants voyageaient, comme Jean en parle dans </w:t>
       </w:r>
-      <w:hyperlink r:id="rId16">
-        <w:r>
-          <w:rPr>
-            <w:lang w:val="fr_FR" w:bidi="fr_FR"/>
-          </w:rPr>
-          <w:rPr>
-            <w:color w:val="0000EE"/>
-            <w:u w:val="single"/>
-          </w:rPr>
-          <w:t>1.10–11</w:t>
-        </w:r>
-      </w:hyperlink>
+      <w:r>
+        <w:rPr>
+          <w:lang w:val="fr_FR" w:bidi="fr_FR"/>
+        </w:rPr>
+        <w:t>1.10–11</w:t>
+      </w:r>
       <w:r>
         <w:rPr>
           <w:lang w:val="fr_FR" w:bidi="fr_FR"/>
@@ -5687,18 +5657,12 @@
         </w:rPr>
         <w:t xml:space="preserve"> ici implique « n'importe quel enseignant ou prédicateur ». Jean ne veut pas que les croyants accueillent un enseignant qui n'enseigne pas ce que Jésus a enseigné, et spécifiquement que Jésus est venu en tant qu'être humain (voir </w:t>
       </w:r>
-      <w:hyperlink r:id="rId17">
-        <w:r>
-          <w:rPr>
-            <w:lang w:val="fr_FR" w:bidi="fr_FR"/>
-          </w:rPr>
-          <w:rPr>
-            <w:color w:val="0000EE"/>
-            <w:u w:val="single"/>
-          </w:rPr>
-          <w:t>1.7</w:t>
-        </w:r>
-      </w:hyperlink>
+      <w:r>
+        <w:rPr>
+          <w:lang w:val="fr_FR" w:bidi="fr_FR"/>
+        </w:rPr>
+        <w:t>1.7</w:t>
+      </w:r>
       <w:r>
         <w:rPr>
           <w:lang w:val="fr_FR" w:bidi="fr_FR"/>
@@ -5940,18 +5904,12 @@
         </w:rPr>
         <w:t xml:space="preserve"> fait référence à l'enseignement mentionné dans </w:t>
       </w:r>
-      <w:hyperlink r:id="rId17">
-        <w:r>
-          <w:rPr>
-            <w:lang w:val="fr_FR" w:bidi="fr_FR"/>
-          </w:rPr>
-          <w:rPr>
-            <w:color w:val="0000EE"/>
-            <w:u w:val="single"/>
-          </w:rPr>
-          <w:t>1.7</w:t>
-        </w:r>
-      </w:hyperlink>
+      <w:r>
+        <w:rPr>
+          <w:lang w:val="fr_FR" w:bidi="fr_FR"/>
+        </w:rPr>
+        <w:t>1.7</w:t>
+      </w:r>
       <w:r>
         <w:rPr>
           <w:lang w:val="fr_FR" w:bidi="fr_FR"/>
@@ -7323,18 +7281,12 @@
         </w:rPr>
         <w:t xml:space="preserve">Voir la discussion de cette métaphore dans la Partie 3 de l'Introduction. Tout comme Jean utilise le terme « Kyria l'élue » (ou « dame élue ») comme expression figurative pour le groupe de croyants à qui il écrit dans </w:t>
       </w:r>
-      <w:hyperlink r:id="rId13">
-        <w:r>
-          <w:rPr>
-            <w:lang w:val="fr_FR" w:bidi="fr_FR"/>
-          </w:rPr>
-          <w:rPr>
-            <w:color w:val="0000EE"/>
-            <w:u w:val="single"/>
-          </w:rPr>
-          <w:t>1.1</w:t>
-        </w:r>
-      </w:hyperlink>
+      <w:r>
+        <w:rPr>
+          <w:lang w:val="fr_FR" w:bidi="fr_FR"/>
+        </w:rPr>
+        <w:t>1.1</w:t>
+      </w:r>
       <w:r>
         <w:rPr>
           <w:lang w:val="fr_FR" w:bidi="fr_FR"/>
